--- a/Документация/Документы/Техническое задание.docx
+++ b/Документация/Документы/Техническое задание.docx
@@ -75,7 +75,7 @@
           <w:r>
             <w:fldChar w:fldCharType="separate"/>
           </w:r>
-          <w:hyperlink w:anchor="_Toc499481480" w:history="1">
+          <w:hyperlink w:anchor="_Toc499555480" w:history="1">
             <w:r>
               <w:rPr>
                 <w:rStyle w:val="ac"/>
@@ -102,7 +102,7 @@
                 <w:noProof/>
                 <w:webHidden/>
               </w:rPr>
-              <w:instrText xml:space="preserve"> PAGEREF _Toc499481480 \h </w:instrText>
+              <w:instrText xml:space="preserve"> PAGEREF _Toc499555480 \h </w:instrText>
             </w:r>
             <w:r>
               <w:rPr>
@@ -146,12 +146,83 @@
               <w:lang w:eastAsia="ru-RU"/>
             </w:rPr>
           </w:pPr>
-          <w:hyperlink w:anchor="_Toc499481481" w:history="1">
+          <w:hyperlink w:anchor="_Toc499555481" w:history="1">
             <w:r>
               <w:rPr>
                 <w:rStyle w:val="ac"/>
                 <w:noProof/>
               </w:rPr>
+              <w:t>Техническое задание</w:t>
+            </w:r>
+            <w:r>
+              <w:rPr>
+                <w:noProof/>
+                <w:webHidden/>
+              </w:rPr>
+              <w:tab/>
+            </w:r>
+            <w:r>
+              <w:rPr>
+                <w:noProof/>
+                <w:webHidden/>
+              </w:rPr>
+              <w:fldChar w:fldCharType="begin"/>
+            </w:r>
+            <w:r>
+              <w:rPr>
+                <w:noProof/>
+                <w:webHidden/>
+              </w:rPr>
+              <w:instrText xml:space="preserve"> PAGEREF _Toc499555481 \h </w:instrText>
+            </w:r>
+            <w:r>
+              <w:rPr>
+                <w:noProof/>
+                <w:webHidden/>
+              </w:rPr>
+            </w:r>
+            <w:r>
+              <w:rPr>
+                <w:noProof/>
+                <w:webHidden/>
+              </w:rPr>
+              <w:fldChar w:fldCharType="separate"/>
+            </w:r>
+            <w:r>
+              <w:rPr>
+                <w:noProof/>
+                <w:webHidden/>
+              </w:rPr>
+              <w:t>3</w:t>
+            </w:r>
+            <w:r>
+              <w:rPr>
+                <w:noProof/>
+                <w:webHidden/>
+              </w:rPr>
+              <w:fldChar w:fldCharType="end"/>
+            </w:r>
+          </w:hyperlink>
+        </w:p>
+        <w:p>
+          <w:pPr>
+            <w:pStyle w:val="21"/>
+            <w:tabs>
+              <w:tab w:val="right" w:leader="dot" w:pos="9345"/>
+            </w:tabs>
+            <w:rPr>
+              <w:rFonts w:asciiTheme="minorHAnsi" w:eastAsiaTheme="minorEastAsia" w:hAnsiTheme="minorHAnsi"/>
+              <w:noProof/>
+              <w:sz w:val="22"/>
+              <w:lang w:eastAsia="ru-RU"/>
+            </w:rPr>
+          </w:pPr>
+          <w:hyperlink w:anchor="_Toc499555482" w:history="1">
+            <w:r>
+              <w:rPr>
+                <w:rStyle w:val="ac"/>
+                <w:noProof/>
+              </w:rPr>
               <w:t>Структура проекта</w:t>
             </w:r>
             <w:r>
@@ -173,7 +244,7 @@
                 <w:noProof/>
                 <w:webHidden/>
               </w:rPr>
-              <w:instrText xml:space="preserve"> PAGEREF _Toc499481481 \h </w:instrText>
+              <w:instrText xml:space="preserve"> PAGEREF _Toc499555482 \h </w:instrText>
             </w:r>
             <w:r>
               <w:rPr>
@@ -217,7 +288,7 @@
               <w:lang w:eastAsia="ru-RU"/>
             </w:rPr>
           </w:pPr>
-          <w:hyperlink w:anchor="_Toc499481482" w:history="1">
+          <w:hyperlink w:anchor="_Toc499555483" w:history="1">
             <w:r>
               <w:rPr>
                 <w:rStyle w:val="ac"/>
@@ -244,7 +315,7 @@
                 <w:noProof/>
                 <w:webHidden/>
               </w:rPr>
-              <w:instrText xml:space="preserve"> PAGEREF _Toc499481482 \h </w:instrText>
+              <w:instrText xml:space="preserve"> PAGEREF _Toc499555483 \h </w:instrText>
             </w:r>
             <w:r>
               <w:rPr>
@@ -288,7 +359,7 @@
               <w:lang w:eastAsia="ru-RU"/>
             </w:rPr>
           </w:pPr>
-          <w:hyperlink w:anchor="_Toc499481483" w:history="1">
+          <w:hyperlink w:anchor="_Toc499555484" w:history="1">
             <w:r>
               <w:rPr>
                 <w:rStyle w:val="ac"/>
@@ -315,7 +386,7 @@
                 <w:noProof/>
                 <w:webHidden/>
               </w:rPr>
-              <w:instrText xml:space="preserve"> PAGEREF _Toc499481483 \h </w:instrText>
+              <w:instrText xml:space="preserve"> PAGEREF _Toc499555484 \h </w:instrText>
             </w:r>
             <w:r>
               <w:rPr>
@@ -359,7 +430,7 @@
               <w:lang w:eastAsia="ru-RU"/>
             </w:rPr>
           </w:pPr>
-          <w:hyperlink w:anchor="_Toc499481484" w:history="1">
+          <w:hyperlink w:anchor="_Toc499555485" w:history="1">
             <w:r>
               <w:rPr>
                 <w:rStyle w:val="ac"/>
@@ -386,7 +457,7 @@
                 <w:noProof/>
                 <w:webHidden/>
               </w:rPr>
-              <w:instrText xml:space="preserve"> PAGEREF _Toc499481484 \h </w:instrText>
+              <w:instrText xml:space="preserve"> PAGEREF _Toc499555485 \h </w:instrText>
             </w:r>
             <w:r>
               <w:rPr>
@@ -430,7 +501,7 @@
               <w:lang w:eastAsia="ru-RU"/>
             </w:rPr>
           </w:pPr>
-          <w:hyperlink w:anchor="_Toc499481485" w:history="1">
+          <w:hyperlink w:anchor="_Toc499555486" w:history="1">
             <w:r>
               <w:rPr>
                 <w:rStyle w:val="ac"/>
@@ -457,7 +528,7 @@
                 <w:noProof/>
                 <w:webHidden/>
               </w:rPr>
-              <w:instrText xml:space="preserve"> PAGEREF _Toc499481485 \h </w:instrText>
+              <w:instrText xml:space="preserve"> PAGEREF _Toc499555486 \h </w:instrText>
             </w:r>
             <w:r>
               <w:rPr>
@@ -501,7 +572,7 @@
               <w:lang w:eastAsia="ru-RU"/>
             </w:rPr>
           </w:pPr>
-          <w:hyperlink w:anchor="_Toc499481486" w:history="1">
+          <w:hyperlink w:anchor="_Toc499555487" w:history="1">
             <w:r>
               <w:rPr>
                 <w:rStyle w:val="ac"/>
@@ -528,7 +599,7 @@
                 <w:noProof/>
                 <w:webHidden/>
               </w:rPr>
-              <w:instrText xml:space="preserve"> PAGEREF _Toc499481486 \h </w:instrText>
+              <w:instrText xml:space="preserve"> PAGEREF _Toc499555487 \h </w:instrText>
             </w:r>
             <w:r>
               <w:rPr>
@@ -572,7 +643,7 @@
               <w:lang w:eastAsia="ru-RU"/>
             </w:rPr>
           </w:pPr>
-          <w:hyperlink w:anchor="_Toc499481487" w:history="1">
+          <w:hyperlink w:anchor="_Toc499555488" w:history="1">
             <w:r>
               <w:rPr>
                 <w:rStyle w:val="ac"/>
@@ -599,7 +670,7 @@
                 <w:noProof/>
                 <w:webHidden/>
               </w:rPr>
-              <w:instrText xml:space="preserve"> PAGEREF _Toc499481487 \h </w:instrText>
+              <w:instrText xml:space="preserve"> PAGEREF _Toc499555488 \h </w:instrText>
             </w:r>
             <w:r>
               <w:rPr>
@@ -662,7 +733,7 @@
       <w:pPr>
         <w:pStyle w:val="a3"/>
       </w:pPr>
-      <w:bookmarkStart w:id="0" w:name="_Toc499481480"/>
+      <w:bookmarkStart w:id="0" w:name="_Toc499555480"/>
       <w:r>
         <w:lastRenderedPageBreak/>
         <w:t>Описание программы</w:t>
@@ -696,9 +767,11 @@
       <w:pPr>
         <w:pStyle w:val="a3"/>
       </w:pPr>
+      <w:bookmarkStart w:id="1" w:name="_Toc499555481"/>
       <w:r>
         <w:t>Техническое задание</w:t>
       </w:r>
+      <w:bookmarkEnd w:id="1"/>
     </w:p>
     <w:p>
       <w:pPr>
@@ -747,14 +820,12 @@
       <w:r>
         <w:t>Вывод результатов тестирования</w:t>
       </w:r>
-      <w:bookmarkStart w:id="1" w:name="_GoBack"/>
-      <w:bookmarkEnd w:id="1"/>
     </w:p>
     <w:p>
       <w:pPr>
         <w:pStyle w:val="a3"/>
       </w:pPr>
-      <w:bookmarkStart w:id="2" w:name="_Toc499481481"/>
+      <w:bookmarkStart w:id="2" w:name="_Toc499555482"/>
       <w:r>
         <w:t>Структура проекта</w:t>
       </w:r>
@@ -764,7 +835,7 @@
       <w:pPr>
         <w:pStyle w:val="3"/>
       </w:pPr>
-      <w:bookmarkStart w:id="3" w:name="_Toc499481482"/>
+      <w:bookmarkStart w:id="3" w:name="_Toc499555483"/>
       <w:r>
         <w:t>Элементы программы</w:t>
       </w:r>
@@ -778,14 +849,26 @@
           <w:numId w:val="6"/>
         </w:numPr>
         <w:rPr>
-          <w:lang w:val="en" w:eastAsia="ru-RU"/>
-        </w:rPr>
-      </w:pPr>
-      <w:r>
-        <w:rPr>
-          <w:lang w:val="en" w:eastAsia="ru-RU"/>
-        </w:rPr>
-        <w:t>Дата тестирования</w:t>
+          <w:lang w:eastAsia="ru-RU"/>
+        </w:rPr>
+      </w:pPr>
+      <w:r>
+        <w:rPr>
+          <w:lang w:val="en" w:eastAsia="ru-RU"/>
+        </w:rPr>
+        <w:t>Дата</w:t>
+      </w:r>
+      <w:r>
+        <w:rPr>
+          <w:lang w:eastAsia="ru-RU"/>
+        </w:rPr>
+        <w:t xml:space="preserve"> тестирования</w:t>
+      </w:r>
+      <w:r>
+        <w:rPr>
+          <w:lang w:eastAsia="ru-RU"/>
+        </w:rPr>
+        <w:t>;</w:t>
       </w:r>
     </w:p>
     <w:p>
@@ -801,9 +884,15 @@
       </w:pPr>
       <w:r>
         <w:rPr>
-          <w:lang w:val="en" w:eastAsia="ru-RU"/>
+          <w:lang w:eastAsia="ru-RU"/>
         </w:rPr>
         <w:t>Психолог</w:t>
+      </w:r>
+      <w:r>
+        <w:rPr>
+          <w:lang w:eastAsia="ru-RU"/>
+        </w:rPr>
+        <w:t>;</w:t>
       </w:r>
     </w:p>
     <w:p>
@@ -823,6 +912,12 @@
         </w:rPr>
         <w:t>Тестируемый</w:t>
       </w:r>
+      <w:r>
+        <w:rPr>
+          <w:lang w:eastAsia="ru-RU"/>
+        </w:rPr>
+        <w:t>;</w:t>
+      </w:r>
     </w:p>
     <w:p>
       <w:pPr>
@@ -832,14 +927,14 @@
           <w:numId w:val="6"/>
         </w:numPr>
         <w:rPr>
-          <w:lang w:val="en" w:eastAsia="ru-RU"/>
-        </w:rPr>
-      </w:pPr>
-      <w:r>
-        <w:rPr>
-          <w:lang w:val="en" w:eastAsia="ru-RU"/>
-        </w:rPr>
-        <w:t>Данные тестирования</w:t>
+          <w:lang w:val="ru-MD" w:eastAsia="ru-RU"/>
+        </w:rPr>
+      </w:pPr>
+      <w:r>
+        <w:rPr>
+          <w:lang w:eastAsia="ru-RU"/>
+        </w:rPr>
+        <w:t>Тест;</w:t>
       </w:r>
     </w:p>
     <w:p>
@@ -855,16 +950,58 @@
       </w:pPr>
       <w:r>
         <w:rPr>
-          <w:lang w:val="en" w:eastAsia="ru-RU"/>
-        </w:rPr>
-        <w:t>Интерпритация тестирования</w:t>
+          <w:lang w:val="ru-MD" w:eastAsia="ru-RU"/>
+        </w:rPr>
+        <w:t>Данные</w:t>
+      </w:r>
+      <w:r>
+        <w:rPr>
+          <w:lang w:val="en" w:eastAsia="ru-RU"/>
+        </w:rPr>
+        <w:t xml:space="preserve"> тестирования</w:t>
+      </w:r>
+      <w:r>
+        <w:rPr>
+          <w:lang w:eastAsia="ru-RU"/>
+        </w:rPr>
+        <w:t>;</w:t>
+      </w:r>
+    </w:p>
+    <w:p>
+      <w:pPr>
+        <w:pStyle w:val="aa"/>
+        <w:numPr>
+          <w:ilvl w:val="0"/>
+          <w:numId w:val="6"/>
+        </w:numPr>
+        <w:rPr>
+          <w:lang w:val="en" w:eastAsia="ru-RU"/>
+        </w:rPr>
+      </w:pPr>
+      <w:r>
+        <w:rPr>
+          <w:lang w:val="en" w:eastAsia="ru-RU"/>
+        </w:rPr>
+        <w:t>Интерпритация</w:t>
+      </w:r>
+      <w:r>
+        <w:rPr>
+          <w:lang w:eastAsia="ru-RU"/>
+        </w:rPr>
+        <w:t xml:space="preserve"> тестирования</w:t>
+      </w:r>
+      <w:r>
+        <w:rPr>
+          <w:lang w:eastAsia="ru-RU"/>
+        </w:rPr>
+        <w:t>;</w:t>
       </w:r>
     </w:p>
     <w:p>
       <w:pPr>
         <w:pStyle w:val="3"/>
       </w:pPr>
-      <w:bookmarkStart w:id="4" w:name="_Toc499481483"/>
+      <w:bookmarkStart w:id="4" w:name="_Toc499555484"/>
       <w:r>
         <w:t>Элемент (Дата тестирования)</w:t>
       </w:r>
@@ -894,7 +1031,7 @@
       <w:pPr>
         <w:pStyle w:val="3"/>
       </w:pPr>
-      <w:bookmarkStart w:id="5" w:name="_Toc499481484"/>
+      <w:bookmarkStart w:id="5" w:name="_Toc499555485"/>
       <w:r>
         <w:t>Элемент (Психолог)</w:t>
       </w:r>
@@ -1047,7 +1184,7 @@
       <w:pPr>
         <w:pStyle w:val="3"/>
       </w:pPr>
-      <w:bookmarkStart w:id="6" w:name="_Toc499481485"/>
+      <w:bookmarkStart w:id="6" w:name="_Toc499555486"/>
       <w:r>
         <w:t>Элемент (Тестируемый)</w:t>
       </w:r>
@@ -1104,6 +1241,7 @@
           <w:rFonts w:eastAsia="Times New Roman"/>
           <w:lang w:val="en" w:eastAsia="ru-RU"/>
         </w:rPr>
+        <w:lastRenderedPageBreak/>
         <w:t>Структура</w:t>
       </w:r>
     </w:p>
@@ -1152,7 +1290,6 @@
           <w:szCs w:val="24"/>
           <w:lang w:val="en" w:eastAsia="ru-RU"/>
         </w:rPr>
-        <w:lastRenderedPageBreak/>
         <w:t>Фамилия</w:t>
       </w:r>
     </w:p>
@@ -1358,7 +1495,87 @@
       <w:pPr>
         <w:pStyle w:val="3"/>
       </w:pPr>
-      <w:bookmarkStart w:id="7" w:name="_Toc499481486"/>
+      <w:r>
+        <w:t>Элемент (Тест)</w:t>
+      </w:r>
+    </w:p>
+    <w:p>
+      <w:pPr>
+        <w:spacing w:before="100" w:beforeAutospacing="1" w:after="100" w:afterAutospacing="1" w:line="240" w:lineRule="auto"/>
+        <w:rPr>
+          <w:rFonts w:eastAsia="Times New Roman" w:cs="Times New Roman"/>
+          <w:sz w:val="24"/>
+          <w:szCs w:val="24"/>
+          <w:lang w:eastAsia="ru-RU"/>
+        </w:rPr>
+      </w:pPr>
+      <w:r>
+        <w:rPr>
+          <w:rFonts w:eastAsia="Times New Roman" w:cs="Times New Roman"/>
+          <w:sz w:val="24"/>
+          <w:szCs w:val="24"/>
+          <w:lang w:eastAsia="ru-RU"/>
+        </w:rPr>
+        <w:t>Тест – совокупность данных и их интерпретации</w:t>
+      </w:r>
+    </w:p>
+    <w:p>
+      <w:pPr>
+        <w:pStyle w:val="4"/>
+        <w:rPr>
+          <w:rFonts w:eastAsia="Times New Roman"/>
+          <w:lang w:eastAsia="ru-RU"/>
+        </w:rPr>
+      </w:pPr>
+      <w:r>
+        <w:rPr>
+          <w:rFonts w:eastAsia="Times New Roman"/>
+          <w:lang w:eastAsia="ru-RU"/>
+        </w:rPr>
+        <w:t>Структура</w:t>
+      </w:r>
+    </w:p>
+    <w:p>
+      <w:pPr>
+        <w:pStyle w:val="aa"/>
+        <w:numPr>
+          <w:ilvl w:val="0"/>
+          <w:numId w:val="9"/>
+        </w:numPr>
+        <w:rPr>
+          <w:lang w:eastAsia="ru-RU"/>
+        </w:rPr>
+      </w:pPr>
+      <w:r>
+        <w:rPr>
+          <w:lang w:eastAsia="ru-RU"/>
+        </w:rPr>
+        <w:t>Данные тестирования</w:t>
+      </w:r>
+    </w:p>
+    <w:p>
+      <w:pPr>
+        <w:pStyle w:val="aa"/>
+        <w:numPr>
+          <w:ilvl w:val="0"/>
+          <w:numId w:val="9"/>
+        </w:numPr>
+        <w:rPr>
+          <w:lang w:eastAsia="ru-RU"/>
+        </w:rPr>
+      </w:pPr>
+      <w:r>
+        <w:rPr>
+          <w:lang w:eastAsia="ru-RU"/>
+        </w:rPr>
+        <w:t>Интерпретация</w:t>
+      </w:r>
+    </w:p>
+    <w:p>
+      <w:pPr>
+        <w:pStyle w:val="3"/>
+      </w:pPr>
+      <w:bookmarkStart w:id="7" w:name="_Toc499555487"/>
       <w:r>
         <w:t>Элемент (Данные тестирования)</w:t>
       </w:r>
@@ -1437,9 +1654,9 @@
           <w:rFonts w:eastAsia="Times New Roman" w:cs="Times New Roman"/>
           <w:sz w:val="24"/>
           <w:szCs w:val="24"/>
-          <w:lang w:val="en" w:eastAsia="ru-RU"/>
-        </w:rPr>
-        <w:t>Массив данных</w:t>
+          <w:lang w:val="en-US" w:eastAsia="ru-RU"/>
+        </w:rPr>
+        <w:t>Id</w:t>
       </w:r>
     </w:p>
     <w:p>
@@ -1463,8 +1680,10 @@
           <w:szCs w:val="24"/>
           <w:lang w:val="en" w:eastAsia="ru-RU"/>
         </w:rPr>
-        <w:t>Правила интерпритации</w:t>
-      </w:r>
+        <w:t>Название теста</w:t>
+      </w:r>
+      <w:bookmarkStart w:id="8" w:name="_GoBack"/>
+      <w:bookmarkEnd w:id="8"/>
     </w:p>
     <w:p>
       <w:pPr>
@@ -1487,14 +1706,80 @@
           <w:szCs w:val="24"/>
           <w:lang w:val="en" w:eastAsia="ru-RU"/>
         </w:rPr>
-        <w:t>Название теста</w:t>
+        <w:t>Массив данных</w:t>
+      </w:r>
+    </w:p>
+    <w:p>
+      <w:pPr>
+        <w:numPr>
+          <w:ilvl w:val="0"/>
+          <w:numId w:val="4"/>
+        </w:numPr>
+        <w:spacing w:before="100" w:beforeAutospacing="1" w:after="100" w:afterAutospacing="1" w:line="240" w:lineRule="auto"/>
+        <w:rPr>
+          <w:rFonts w:eastAsia="Times New Roman" w:cs="Times New Roman"/>
+          <w:sz w:val="24"/>
+          <w:szCs w:val="24"/>
+          <w:lang w:val="en" w:eastAsia="ru-RU"/>
+        </w:rPr>
+      </w:pPr>
+      <w:r>
+        <w:rPr>
+          <w:rFonts w:eastAsia="Times New Roman" w:cs="Times New Roman"/>
+          <w:sz w:val="24"/>
+          <w:szCs w:val="24"/>
+          <w:lang w:eastAsia="ru-RU"/>
+        </w:rPr>
+        <w:t>И</w:t>
+      </w:r>
+      <w:r>
+        <w:rPr>
+          <w:rFonts w:eastAsia="Times New Roman" w:cs="Times New Roman"/>
+          <w:sz w:val="24"/>
+          <w:szCs w:val="24"/>
+          <w:lang w:val="en" w:eastAsia="ru-RU"/>
+        </w:rPr>
+        <w:t>нтерпритаци</w:t>
+      </w:r>
+      <w:r>
+        <w:rPr>
+          <w:rFonts w:eastAsia="Times New Roman" w:cs="Times New Roman"/>
+          <w:sz w:val="24"/>
+          <w:szCs w:val="24"/>
+          <w:lang w:eastAsia="ru-RU"/>
+        </w:rPr>
+        <w:t>я</w:t>
+      </w:r>
+    </w:p>
+    <w:p>
+      <w:pPr>
+        <w:numPr>
+          <w:ilvl w:val="0"/>
+          <w:numId w:val="4"/>
+        </w:numPr>
+        <w:spacing w:before="100" w:beforeAutospacing="1" w:after="100" w:afterAutospacing="1" w:line="240" w:lineRule="auto"/>
+        <w:rPr>
+          <w:rFonts w:eastAsia="Times New Roman" w:cs="Times New Roman"/>
+          <w:sz w:val="24"/>
+          <w:szCs w:val="24"/>
+          <w:lang w:val="en" w:eastAsia="ru-RU"/>
+        </w:rPr>
+      </w:pPr>
+      <w:r>
+        <w:rPr>
+          <w:rFonts w:eastAsia="Times New Roman" w:cs="Times New Roman"/>
+          <w:sz w:val="24"/>
+          <w:szCs w:val="24"/>
+          <w:lang w:eastAsia="ru-RU"/>
+        </w:rPr>
+        <w:t>Особые правила</w:t>
       </w:r>
     </w:p>
     <w:p>
       <w:pPr>
         <w:pStyle w:val="3"/>
       </w:pPr>
-      <w:bookmarkStart w:id="8" w:name="_Toc499481487"/>
+      <w:bookmarkStart w:id="9" w:name="_Toc499555488"/>
       <w:r>
         <w:t>Элемент (</w:t>
       </w:r>
@@ -1504,7 +1789,7 @@
       <w:r>
         <w:t xml:space="preserve"> теста)</w:t>
       </w:r>
-      <w:bookmarkEnd w:id="8"/>
+      <w:bookmarkEnd w:id="9"/>
     </w:p>
     <w:p>
       <w:pPr>
@@ -1611,7 +1896,120 @@
 
 <file path=word/numbering.xml><?xml version="1.0" encoding="utf-8"?>
 <w:numbering xmlns:wpc="http://schemas.microsoft.com/office/word/2010/wordprocessingCanvas" xmlns:mc="http://schemas.openxmlformats.org/markup-compatibility/2006" xmlns:o="urn:schemas-microsoft-com:office:office" xmlns:r="http://schemas.openxmlformats.org/officeDocument/2006/relationships" xmlns:m="http://schemas.openxmlformats.org/officeDocument/2006/math" xmlns:v="urn:schemas-microsoft-com:vml" xmlns:wp14="http://schemas.microsoft.com/office/word/2010/wordprocessingDrawing" xmlns:wp="http://schemas.openxmlformats.org/drawingml/2006/wordprocessingDrawing" xmlns:w10="urn:schemas-microsoft-com:office:word" xmlns:w="http://schemas.openxmlformats.org/wordprocessingml/2006/main" xmlns:w14="http://schemas.microsoft.com/office/word/2010/wordml" xmlns:w15="http://schemas.microsoft.com/office/word/2012/wordml" xmlns:wpg="http://schemas.microsoft.com/office/word/2010/wordprocessingGroup" xmlns:wpi="http://schemas.microsoft.com/office/word/2010/wordprocessingInk" xmlns:wne="http://schemas.microsoft.com/office/word/2006/wordml" xmlns:wps="http://schemas.microsoft.com/office/word/2010/wordprocessingShape" mc:Ignorable="w14 w15 wp14">
-  <w:abstractNum w:abstractNumId="0">
+  <w:abstractNum w:abstractNumId="0" w15:restartNumberingAfterBreak="0">
+    <w:nsid w:val="05F95FCB"/>
+    <w:multiLevelType w:val="hybridMultilevel"/>
+    <w:tmpl w:val="7584C1BE"/>
+    <w:lvl w:ilvl="0" w:tplc="04190001">
+      <w:start w:val="1"/>
+      <w:numFmt w:val="bullet"/>
+      <w:lvlText w:val=""/>
+      <w:lvlJc w:val="left"/>
+      <w:pPr>
+        <w:ind w:left="720" w:hanging="360"/>
+      </w:pPr>
+      <w:rPr>
+        <w:rFonts w:ascii="Symbol" w:hAnsi="Symbol" w:hint="default"/>
+      </w:rPr>
+    </w:lvl>
+    <w:lvl w:ilvl="1" w:tplc="04190003" w:tentative="1">
+      <w:start w:val="1"/>
+      <w:numFmt w:val="bullet"/>
+      <w:lvlText w:val="o"/>
+      <w:lvlJc w:val="left"/>
+      <w:pPr>
+        <w:ind w:left="1440" w:hanging="360"/>
+      </w:pPr>
+      <w:rPr>
+        <w:rFonts w:ascii="Courier New" w:hAnsi="Courier New" w:cs="Courier New" w:hint="default"/>
+      </w:rPr>
+    </w:lvl>
+    <w:lvl w:ilvl="2" w:tplc="04190005" w:tentative="1">
+      <w:start w:val="1"/>
+      <w:numFmt w:val="bullet"/>
+      <w:lvlText w:val=""/>
+      <w:lvlJc w:val="left"/>
+      <w:pPr>
+        <w:ind w:left="2160" w:hanging="360"/>
+      </w:pPr>
+      <w:rPr>
+        <w:rFonts w:ascii="Wingdings" w:hAnsi="Wingdings" w:hint="default"/>
+      </w:rPr>
+    </w:lvl>
+    <w:lvl w:ilvl="3" w:tplc="04190001" w:tentative="1">
+      <w:start w:val="1"/>
+      <w:numFmt w:val="bullet"/>
+      <w:lvlText w:val=""/>
+      <w:lvlJc w:val="left"/>
+      <w:pPr>
+        <w:ind w:left="2880" w:hanging="360"/>
+      </w:pPr>
+      <w:rPr>
+        <w:rFonts w:ascii="Symbol" w:hAnsi="Symbol" w:hint="default"/>
+      </w:rPr>
+    </w:lvl>
+    <w:lvl w:ilvl="4" w:tplc="04190003" w:tentative="1">
+      <w:start w:val="1"/>
+      <w:numFmt w:val="bullet"/>
+      <w:lvlText w:val="o"/>
+      <w:lvlJc w:val="left"/>
+      <w:pPr>
+        <w:ind w:left="3600" w:hanging="360"/>
+      </w:pPr>
+      <w:rPr>
+        <w:rFonts w:ascii="Courier New" w:hAnsi="Courier New" w:cs="Courier New" w:hint="default"/>
+      </w:rPr>
+    </w:lvl>
+    <w:lvl w:ilvl="5" w:tplc="04190005" w:tentative="1">
+      <w:start w:val="1"/>
+      <w:numFmt w:val="bullet"/>
+      <w:lvlText w:val=""/>
+      <w:lvlJc w:val="left"/>
+      <w:pPr>
+        <w:ind w:left="4320" w:hanging="360"/>
+      </w:pPr>
+      <w:rPr>
+        <w:rFonts w:ascii="Wingdings" w:hAnsi="Wingdings" w:hint="default"/>
+      </w:rPr>
+    </w:lvl>
+    <w:lvl w:ilvl="6" w:tplc="04190001" w:tentative="1">
+      <w:start w:val="1"/>
+      <w:numFmt w:val="bullet"/>
+      <w:lvlText w:val=""/>
+      <w:lvlJc w:val="left"/>
+      <w:pPr>
+        <w:ind w:left="5040" w:hanging="360"/>
+      </w:pPr>
+      <w:rPr>
+        <w:rFonts w:ascii="Symbol" w:hAnsi="Symbol" w:hint="default"/>
+      </w:rPr>
+    </w:lvl>
+    <w:lvl w:ilvl="7" w:tplc="04190003" w:tentative="1">
+      <w:start w:val="1"/>
+      <w:numFmt w:val="bullet"/>
+      <w:lvlText w:val="o"/>
+      <w:lvlJc w:val="left"/>
+      <w:pPr>
+        <w:ind w:left="5760" w:hanging="360"/>
+      </w:pPr>
+      <w:rPr>
+        <w:rFonts w:ascii="Courier New" w:hAnsi="Courier New" w:cs="Courier New" w:hint="default"/>
+      </w:rPr>
+    </w:lvl>
+    <w:lvl w:ilvl="8" w:tplc="04190005" w:tentative="1">
+      <w:start w:val="1"/>
+      <w:numFmt w:val="bullet"/>
+      <w:lvlText w:val=""/>
+      <w:lvlJc w:val="left"/>
+      <w:pPr>
+        <w:ind w:left="6480" w:hanging="360"/>
+      </w:pPr>
+      <w:rPr>
+        <w:rFonts w:ascii="Wingdings" w:hAnsi="Wingdings" w:hint="default"/>
+      </w:rPr>
+    </w:lvl>
+  </w:abstractNum>
+  <w:abstractNum w:abstractNumId="1" w15:restartNumberingAfterBreak="0">
     <w:nsid w:val="229C03C4"/>
     <w:multiLevelType w:val="hybridMultilevel"/>
     <w:tmpl w:val="628E6D3E"/>
@@ -1724,7 +2122,7 @@
       </w:rPr>
     </w:lvl>
   </w:abstractNum>
-  <w:abstractNum w:abstractNumId="1">
+  <w:abstractNum w:abstractNumId="2" w15:restartNumberingAfterBreak="0">
     <w:nsid w:val="303F12F3"/>
     <w:multiLevelType w:val="multilevel"/>
     <w:tmpl w:val="5118A092"/>
@@ -1840,7 +2238,7 @@
       </w:pPr>
     </w:lvl>
   </w:abstractNum>
-  <w:abstractNum w:abstractNumId="2">
+  <w:abstractNum w:abstractNumId="3" w15:restartNumberingAfterBreak="0">
     <w:nsid w:val="40AB20CD"/>
     <w:multiLevelType w:val="hybridMultilevel"/>
     <w:tmpl w:val="24D66BF4"/>
@@ -1953,7 +2351,7 @@
       </w:rPr>
     </w:lvl>
   </w:abstractNum>
-  <w:abstractNum w:abstractNumId="3">
+  <w:abstractNum w:abstractNumId="4" w15:restartNumberingAfterBreak="0">
     <w:nsid w:val="455801CB"/>
     <w:multiLevelType w:val="multilevel"/>
     <w:tmpl w:val="5118A092"/>
@@ -2069,7 +2467,7 @@
       </w:pPr>
     </w:lvl>
   </w:abstractNum>
-  <w:abstractNum w:abstractNumId="4">
+  <w:abstractNum w:abstractNumId="5" w15:restartNumberingAfterBreak="0">
     <w:nsid w:val="4B787DA3"/>
     <w:multiLevelType w:val="multilevel"/>
     <w:tmpl w:val="6D2E00D2"/>
@@ -2182,7 +2580,7 @@
       </w:pPr>
     </w:lvl>
   </w:abstractNum>
-  <w:abstractNum w:abstractNumId="5">
+  <w:abstractNum w:abstractNumId="6" w15:restartNumberingAfterBreak="0">
     <w:nsid w:val="542A07EC"/>
     <w:multiLevelType w:val="multilevel"/>
     <w:tmpl w:val="5118A092"/>
@@ -2298,7 +2696,120 @@
       </w:pPr>
     </w:lvl>
   </w:abstractNum>
-  <w:abstractNum w:abstractNumId="6">
+  <w:abstractNum w:abstractNumId="7" w15:restartNumberingAfterBreak="0">
+    <w:nsid w:val="61F118B2"/>
+    <w:multiLevelType w:val="hybridMultilevel"/>
+    <w:tmpl w:val="1228F638"/>
+    <w:lvl w:ilvl="0" w:tplc="04190001">
+      <w:start w:val="1"/>
+      <w:numFmt w:val="bullet"/>
+      <w:lvlText w:val=""/>
+      <w:lvlJc w:val="left"/>
+      <w:pPr>
+        <w:ind w:left="720" w:hanging="360"/>
+      </w:pPr>
+      <w:rPr>
+        <w:rFonts w:ascii="Symbol" w:hAnsi="Symbol" w:hint="default"/>
+      </w:rPr>
+    </w:lvl>
+    <w:lvl w:ilvl="1" w:tplc="04190003" w:tentative="1">
+      <w:start w:val="1"/>
+      <w:numFmt w:val="bullet"/>
+      <w:lvlText w:val="o"/>
+      <w:lvlJc w:val="left"/>
+      <w:pPr>
+        <w:ind w:left="1440" w:hanging="360"/>
+      </w:pPr>
+      <w:rPr>
+        <w:rFonts w:ascii="Courier New" w:hAnsi="Courier New" w:cs="Courier New" w:hint="default"/>
+      </w:rPr>
+    </w:lvl>
+    <w:lvl w:ilvl="2" w:tplc="04190005" w:tentative="1">
+      <w:start w:val="1"/>
+      <w:numFmt w:val="bullet"/>
+      <w:lvlText w:val=""/>
+      <w:lvlJc w:val="left"/>
+      <w:pPr>
+        <w:ind w:left="2160" w:hanging="360"/>
+      </w:pPr>
+      <w:rPr>
+        <w:rFonts w:ascii="Wingdings" w:hAnsi="Wingdings" w:hint="default"/>
+      </w:rPr>
+    </w:lvl>
+    <w:lvl w:ilvl="3" w:tplc="04190001" w:tentative="1">
+      <w:start w:val="1"/>
+      <w:numFmt w:val="bullet"/>
+      <w:lvlText w:val=""/>
+      <w:lvlJc w:val="left"/>
+      <w:pPr>
+        <w:ind w:left="2880" w:hanging="360"/>
+      </w:pPr>
+      <w:rPr>
+        <w:rFonts w:ascii="Symbol" w:hAnsi="Symbol" w:hint="default"/>
+      </w:rPr>
+    </w:lvl>
+    <w:lvl w:ilvl="4" w:tplc="04190003" w:tentative="1">
+      <w:start w:val="1"/>
+      <w:numFmt w:val="bullet"/>
+      <w:lvlText w:val="o"/>
+      <w:lvlJc w:val="left"/>
+      <w:pPr>
+        <w:ind w:left="3600" w:hanging="360"/>
+      </w:pPr>
+      <w:rPr>
+        <w:rFonts w:ascii="Courier New" w:hAnsi="Courier New" w:cs="Courier New" w:hint="default"/>
+      </w:rPr>
+    </w:lvl>
+    <w:lvl w:ilvl="5" w:tplc="04190005" w:tentative="1">
+      <w:start w:val="1"/>
+      <w:numFmt w:val="bullet"/>
+      <w:lvlText w:val=""/>
+      <w:lvlJc w:val="left"/>
+      <w:pPr>
+        <w:ind w:left="4320" w:hanging="360"/>
+      </w:pPr>
+      <w:rPr>
+        <w:rFonts w:ascii="Wingdings" w:hAnsi="Wingdings" w:hint="default"/>
+      </w:rPr>
+    </w:lvl>
+    <w:lvl w:ilvl="6" w:tplc="04190001" w:tentative="1">
+      <w:start w:val="1"/>
+      <w:numFmt w:val="bullet"/>
+      <w:lvlText w:val=""/>
+      <w:lvlJc w:val="left"/>
+      <w:pPr>
+        <w:ind w:left="5040" w:hanging="360"/>
+      </w:pPr>
+      <w:rPr>
+        <w:rFonts w:ascii="Symbol" w:hAnsi="Symbol" w:hint="default"/>
+      </w:rPr>
+    </w:lvl>
+    <w:lvl w:ilvl="7" w:tplc="04190003" w:tentative="1">
+      <w:start w:val="1"/>
+      <w:numFmt w:val="bullet"/>
+      <w:lvlText w:val="o"/>
+      <w:lvlJc w:val="left"/>
+      <w:pPr>
+        <w:ind w:left="5760" w:hanging="360"/>
+      </w:pPr>
+      <w:rPr>
+        <w:rFonts w:ascii="Courier New" w:hAnsi="Courier New" w:cs="Courier New" w:hint="default"/>
+      </w:rPr>
+    </w:lvl>
+    <w:lvl w:ilvl="8" w:tplc="04190005" w:tentative="1">
+      <w:start w:val="1"/>
+      <w:numFmt w:val="bullet"/>
+      <w:lvlText w:val=""/>
+      <w:lvlJc w:val="left"/>
+      <w:pPr>
+        <w:ind w:left="6480" w:hanging="360"/>
+      </w:pPr>
+      <w:rPr>
+        <w:rFonts w:ascii="Wingdings" w:hAnsi="Wingdings" w:hint="default"/>
+      </w:rPr>
+    </w:lvl>
+  </w:abstractNum>
+  <w:abstractNum w:abstractNumId="8" w15:restartNumberingAfterBreak="0">
     <w:nsid w:val="6A533F64"/>
     <w:multiLevelType w:val="multilevel"/>
     <w:tmpl w:val="468CF048"/>
@@ -2411,7 +2922,7 @@
       </w:pPr>
     </w:lvl>
   </w:abstractNum>
-  <w:abstractNum w:abstractNumId="7">
+  <w:abstractNum w:abstractNumId="9" w15:restartNumberingAfterBreak="0">
     <w:nsid w:val="6B020399"/>
     <w:multiLevelType w:val="multilevel"/>
     <w:tmpl w:val="5118A092"/>
@@ -2528,28 +3039,34 @@
     </w:lvl>
   </w:abstractNum>
   <w:num w:numId="1">
+    <w:abstractNumId w:val="8"/>
+  </w:num>
+  <w:num w:numId="2">
+    <w:abstractNumId w:val="5"/>
+  </w:num>
+  <w:num w:numId="3">
+    <w:abstractNumId w:val="9"/>
+  </w:num>
+  <w:num w:numId="4">
+    <w:abstractNumId w:val="2"/>
+  </w:num>
+  <w:num w:numId="5">
+    <w:abstractNumId w:val="4"/>
+  </w:num>
+  <w:num w:numId="6">
+    <w:abstractNumId w:val="1"/>
+  </w:num>
+  <w:num w:numId="7">
     <w:abstractNumId w:val="6"/>
   </w:num>
-  <w:num w:numId="2">
-    <w:abstractNumId w:val="4"/>
+  <w:num w:numId="8">
+    <w:abstractNumId w:val="3"/>
   </w:num>
-  <w:num w:numId="3">
+  <w:num w:numId="9">
     <w:abstractNumId w:val="7"/>
   </w:num>
-  <w:num w:numId="4">
-    <w:abstractNumId w:val="1"/>
-  </w:num>
-  <w:num w:numId="5">
-    <w:abstractNumId w:val="3"/>
-  </w:num>
-  <w:num w:numId="6">
+  <w:num w:numId="10">
     <w:abstractNumId w:val="0"/>
-  </w:num>
-  <w:num w:numId="7">
-    <w:abstractNumId w:val="5"/>
-  </w:num>
-  <w:num w:numId="8">
-    <w:abstractNumId w:val="2"/>
   </w:num>
 </w:numbering>
 </file>
@@ -3593,7 +4110,7 @@
 </file>
 
 <file path=customXml/itemProps1.xml><?xml version="1.0" encoding="utf-8"?>
-<ds:datastoreItem xmlns:ds="http://schemas.openxmlformats.org/officeDocument/2006/customXml" ds:itemID="{12D175C5-EDCD-4101-858D-46865FA4D282}">
+<ds:datastoreItem xmlns:ds="http://schemas.openxmlformats.org/officeDocument/2006/customXml" ds:itemID="{01A3C2BB-8149-4AC0-86FF-475DA636A321}">
   <ds:schemaRefs>
     <ds:schemaRef ds:uri="http://schemas.openxmlformats.org/officeDocument/2006/bibliography"/>
   </ds:schemaRefs>
